--- a/sdn_lebaksiuh/public/doc/template_rpp.docx
+++ b/sdn_lebaksiuh/public/doc/template_rpp.docx
@@ -249,27 +249,7 @@
         </w:rPr>
         <w:t xml:space="preserve">Kelas / Semester </w:t>
         <w:tab/>
-        <w:t xml:space="preserve">:  </w:t>
-      </w:r>
-      <w:r>
-        <w:rPr>
-          <w:rFonts w:cs="Arial" w:ascii="Arial" w:hAnsi="Arial"/>
-          <w:color w:val="000000"/>
-          <w:sz w:val="18"/>
-          <w:szCs w:val="18"/>
-          <w:lang w:val="pt-BR"/>
-        </w:rPr>
-        <w:t>${kelas}</w:t>
-      </w:r>
-      <w:r>
-        <w:rPr>
-          <w:rFonts w:cs="Arial" w:ascii="Arial" w:hAnsi="Arial"/>
-          <w:color w:val="000000"/>
-          <w:sz w:val="18"/>
-          <w:szCs w:val="18"/>
-          <w:lang w:val="pt-BR"/>
-        </w:rPr>
-        <w:t xml:space="preserve"> / </w:t>
+        <w:t xml:space="preserve">:  ${kelas} / </w:t>
       </w:r>
       <w:r>
         <w:rPr>
@@ -306,9 +286,7 @@
           <w:szCs w:val="18"/>
           <w:lang w:val="pt-BR"/>
         </w:rPr>
-        <w:t xml:space="preserve">Tema  6                    </w:t>
-        <w:tab/>
-        <w:t xml:space="preserve">:  </w:t>
+        <w:t xml:space="preserve">Tema  </w:t>
       </w:r>
       <w:r>
         <w:rPr>
@@ -318,7 +296,19 @@
           <w:szCs w:val="18"/>
           <w:lang w:val="pt-BR"/>
         </w:rPr>
-        <w:t>${tema_name}</w:t>
+        <w:t>${temaid}</w:t>
+      </w:r>
+      <w:r>
+        <w:rPr>
+          <w:rFonts w:cs="Arial" w:ascii="Arial" w:hAnsi="Arial"/>
+          <w:color w:val="000000"/>
+          <w:sz w:val="18"/>
+          <w:szCs w:val="18"/>
+          <w:lang w:val="pt-BR"/>
+        </w:rPr>
+        <w:t xml:space="preserve">                    </w:t>
+        <w:tab/>
+        <w:t>:  ${tema_name}</w:t>
       </w:r>
     </w:p>
     <w:p>
@@ -347,10 +337,7 @@
           <w:szCs w:val="18"/>
           <w:lang w:val="pt-BR"/>
         </w:rPr>
-        <w:t xml:space="preserve">Sub Tema 1                </w:t>
-        <w:tab/>
-        <w:tab/>
-        <w:t xml:space="preserve">:  </w:t>
+        <w:t xml:space="preserve">Sub Tema </w:t>
       </w:r>
       <w:r>
         <w:rPr>
@@ -360,7 +347,20 @@
           <w:szCs w:val="18"/>
           <w:lang w:val="pt-BR"/>
         </w:rPr>
-        <w:t>${sub_tema}</w:t>
+        <w:t>${subtemaid}</w:t>
+      </w:r>
+      <w:r>
+        <w:rPr>
+          <w:rFonts w:cs="Arial" w:ascii="Arial" w:hAnsi="Arial"/>
+          <w:color w:val="000000"/>
+          <w:sz w:val="18"/>
+          <w:szCs w:val="18"/>
+          <w:lang w:val="pt-BR"/>
+        </w:rPr>
+        <w:t xml:space="preserve">                </w:t>
+        <w:tab/>
+        <w:tab/>
+        <w:t>:  ${sub_tema}</w:t>
       </w:r>
     </w:p>
     <w:p>
@@ -392,17 +392,7 @@
         <w:t>Muatan Terpadu</w:t>
         <w:tab/>
         <w:tab/>
-        <w:t xml:space="preserve">:  </w:t>
-      </w:r>
-      <w:r>
-        <w:rPr>
-          <w:rFonts w:cs="Arial" w:ascii="Arial" w:hAnsi="Arial"/>
-          <w:color w:val="000000"/>
-          <w:sz w:val="18"/>
-          <w:szCs w:val="18"/>
-          <w:lang w:val="pt-BR"/>
-        </w:rPr>
-        <w:t>${daftar_nama_pelajaran}</w:t>
+        <w:t>:  ${daftar_nama_pelajaran}</w:t>
       </w:r>
     </w:p>
     <w:p>
@@ -431,17 +421,7 @@
         </w:rPr>
         <w:t xml:space="preserve">Pembelajaran ke        </w:t>
         <w:tab/>
-        <w:t xml:space="preserve">:  </w:t>
-      </w:r>
-      <w:r>
-        <w:rPr>
-          <w:rFonts w:cs="Arial" w:ascii="Arial" w:hAnsi="Arial"/>
-          <w:color w:val="000000"/>
-          <w:sz w:val="18"/>
-          <w:szCs w:val="18"/>
-          <w:lang w:val="fi-FI"/>
-        </w:rPr>
-        <w:t>${pembelajaran_ke}</w:t>
+        <w:t>:  ${pembelajaran_ke}</w:t>
       </w:r>
     </w:p>
     <w:p>
@@ -504,7 +484,7 @@
         <w:pStyle w:val="Normal"/>
         <w:numPr>
           <w:ilvl w:val="0"/>
-          <w:numId w:val="2"/>
+          <w:numId w:val="1"/>
         </w:numPr>
         <w:jc w:val="both"/>
         <w:rPr>
@@ -549,23 +529,7 @@
           <w:sz w:val="18"/>
           <w:szCs w:val="18"/>
         </w:rPr>
-        <w:t>${tujuan_pembela</w:t>
-      </w:r>
-      <w:r>
-        <w:rPr>
-          <w:rFonts w:eastAsia="Calibri" w:cs="Arial" w:ascii="Arial" w:hAnsi="Arial"/>
-          <w:sz w:val="18"/>
-          <w:szCs w:val="18"/>
-        </w:rPr>
-        <w:t>j</w:t>
-      </w:r>
-      <w:r>
-        <w:rPr>
-          <w:rFonts w:eastAsia="Calibri" w:cs="Arial" w:ascii="Arial" w:hAnsi="Arial"/>
-          <w:sz w:val="18"/>
-          <w:szCs w:val="18"/>
-        </w:rPr>
-        <w:t>aran_block}</w:t>
+        <w:t>${tujuan_pembelajaran_block}</w:t>
       </w:r>
     </w:p>
     <w:p>
@@ -647,7 +611,7 @@
         <w:pStyle w:val="Normal"/>
         <w:numPr>
           <w:ilvl w:val="0"/>
-          <w:numId w:val="11"/>
+          <w:numId w:val="4"/>
         </w:numPr>
         <w:jc w:val="both"/>
         <w:rPr>
@@ -689,8 +653,8 @@
       </w:tblPr>
       <w:tblGrid>
         <w:gridCol w:w="1416"/>
-        <w:gridCol w:w="6803"/>
-        <w:gridCol w:w="994"/>
+        <w:gridCol w:w="6802"/>
+        <w:gridCol w:w="995"/>
       </w:tblGrid>
       <w:tr>
         <w:trPr>
@@ -735,7 +699,7 @@
         </w:tc>
         <w:tc>
           <w:tcPr>
-            <w:tcW w:w="6803" w:type="dxa"/>
+            <w:tcW w:w="6802" w:type="dxa"/>
             <w:tcBorders>
               <w:top w:val="single" w:sz="2" w:space="0" w:color="000000"/>
               <w:left w:val="single" w:sz="2" w:space="0" w:color="000000"/>
@@ -772,7 +736,7 @@
         </w:tc>
         <w:tc>
           <w:tcPr>
-            <w:tcW w:w="994" w:type="dxa"/>
+            <w:tcW w:w="995" w:type="dxa"/>
             <w:tcBorders>
               <w:top w:val="single" w:sz="2" w:space="0" w:color="000000"/>
               <w:left w:val="single" w:sz="2" w:space="0" w:color="000000"/>
@@ -878,7 +842,7 @@
         </w:tc>
         <w:tc>
           <w:tcPr>
-            <w:tcW w:w="6803" w:type="dxa"/>
+            <w:tcW w:w="6802" w:type="dxa"/>
             <w:tcBorders>
               <w:top w:val="single" w:sz="2" w:space="0" w:color="000000"/>
               <w:left w:val="single" w:sz="2" w:space="0" w:color="000000"/>
@@ -892,7 +856,7 @@
               <w:pStyle w:val="Normal"/>
               <w:numPr>
                 <w:ilvl w:val="0"/>
-                <w:numId w:val="3"/>
+                <w:numId w:val="2"/>
               </w:numPr>
               <w:tabs>
                 <w:tab w:val="clear" w:pos="720"/>
@@ -936,7 +900,7 @@
               <w:pStyle w:val="Normal"/>
               <w:numPr>
                 <w:ilvl w:val="0"/>
-                <w:numId w:val="3"/>
+                <w:numId w:val="2"/>
               </w:numPr>
               <w:tabs>
                 <w:tab w:val="clear" w:pos="720"/>
@@ -977,7 +941,7 @@
               <w:pStyle w:val="Normal"/>
               <w:numPr>
                 <w:ilvl w:val="0"/>
-                <w:numId w:val="3"/>
+                <w:numId w:val="2"/>
               </w:numPr>
               <w:tabs>
                 <w:tab w:val="clear" w:pos="720"/>
@@ -1016,7 +980,7 @@
         </w:tc>
         <w:tc>
           <w:tcPr>
-            <w:tcW w:w="994" w:type="dxa"/>
+            <w:tcW w:w="995" w:type="dxa"/>
             <w:tcBorders>
               <w:top w:val="single" w:sz="2" w:space="0" w:color="000000"/>
               <w:left w:val="single" w:sz="2" w:space="0" w:color="000000"/>
@@ -1138,7 +1102,7 @@
         </w:tc>
         <w:tc>
           <w:tcPr>
-            <w:tcW w:w="6803" w:type="dxa"/>
+            <w:tcW w:w="6802" w:type="dxa"/>
             <w:tcBorders>
               <w:top w:val="single" w:sz="2" w:space="0" w:color="000000"/>
               <w:left w:val="single" w:sz="2" w:space="0" w:color="000000"/>
@@ -1675,7 +1639,7 @@
         </w:tc>
         <w:tc>
           <w:tcPr>
-            <w:tcW w:w="994" w:type="dxa"/>
+            <w:tcW w:w="995" w:type="dxa"/>
             <w:tcBorders>
               <w:top w:val="single" w:sz="2" w:space="0" w:color="000000"/>
               <w:left w:val="single" w:sz="2" w:space="0" w:color="000000"/>
@@ -1797,7 +1761,7 @@
         </w:tc>
         <w:tc>
           <w:tcPr>
-            <w:tcW w:w="6803" w:type="dxa"/>
+            <w:tcW w:w="6802" w:type="dxa"/>
             <w:tcBorders>
               <w:top w:val="single" w:sz="2" w:space="0" w:color="000000"/>
               <w:left w:val="single" w:sz="2" w:space="0" w:color="000000"/>
@@ -1811,7 +1775,7 @@
               <w:pStyle w:val="ListParagraph"/>
               <w:numPr>
                 <w:ilvl w:val="0"/>
-                <w:numId w:val="9"/>
+                <w:numId w:val="3"/>
               </w:numPr>
               <w:ind w:hanging="360" w:left="350"/>
               <w:jc w:val="both"/>
@@ -1886,7 +1850,7 @@
               <w:pStyle w:val="ListParagraph"/>
               <w:numPr>
                 <w:ilvl w:val="0"/>
-                <w:numId w:val="13"/>
+                <w:numId w:val="6"/>
               </w:numPr>
               <w:ind w:hanging="283" w:left="322"/>
               <w:jc w:val="both"/>
@@ -1971,7 +1935,7 @@
               <w:pStyle w:val="ListParagraph"/>
               <w:numPr>
                 <w:ilvl w:val="0"/>
-                <w:numId w:val="13"/>
+                <w:numId w:val="6"/>
               </w:numPr>
               <w:ind w:hanging="283" w:left="322"/>
               <w:jc w:val="both"/>
@@ -1997,7 +1961,7 @@
               <w:pStyle w:val="ListParagraph"/>
               <w:numPr>
                 <w:ilvl w:val="0"/>
-                <w:numId w:val="13"/>
+                <w:numId w:val="6"/>
               </w:numPr>
               <w:ind w:hanging="283" w:left="322"/>
               <w:jc w:val="both"/>
@@ -2021,7 +1985,7 @@
         </w:tc>
         <w:tc>
           <w:tcPr>
-            <w:tcW w:w="994" w:type="dxa"/>
+            <w:tcW w:w="995" w:type="dxa"/>
             <w:tcBorders>
               <w:top w:val="single" w:sz="2" w:space="0" w:color="000000"/>
               <w:left w:val="single" w:sz="2" w:space="0" w:color="000000"/>
@@ -2281,7 +2245,7 @@
         <w:pStyle w:val="Normal"/>
         <w:numPr>
           <w:ilvl w:val="0"/>
-          <w:numId w:val="12"/>
+          <w:numId w:val="5"/>
         </w:numPr>
         <w:jc w:val="both"/>
         <w:rPr>
@@ -2573,19 +2537,7 @@
                 <w:u w:val="single"/>
                 <w:lang w:val="id-ID"/>
               </w:rPr>
-              <w:t>Kenti Yulianti</w:t>
-            </w:r>
-            <w:r>
-              <w:rPr>
-                <w:rFonts w:cs="Arial" w:ascii="Arial" w:hAnsi="Arial"/>
-                <w:b/>
-                <w:bCs/>
-                <w:sz w:val="18"/>
-                <w:szCs w:val="18"/>
-                <w:u w:val="single"/>
-                <w:lang w:val="id-ID"/>
-              </w:rPr>
-              <w:t>, S.Pd.SD</w:t>
+              <w:t>Kenti Yulianti, S.Pd.SD</w:t>
             </w:r>
           </w:p>
           <w:p>
@@ -2786,49 +2738,7 @@
                 <w:shd w:fill="FFFFFF" w:val="clear"/>
                 <w:lang w:val="id-ID"/>
               </w:rPr>
-              <w:t>$</w:t>
-            </w:r>
-            <w:r>
-              <w:rPr>
-                <w:rFonts w:cs="Arial" w:ascii="Arial" w:hAnsi="Arial"/>
-                <w:b/>
-                <w:bCs/>
-                <w:color w:val="242A30"/>
-                <w:sz w:val="18"/>
-                <w:szCs w:val="18"/>
-                <w:u w:val="single"/>
-                <w:shd w:fill="FFFFFF" w:val="clear"/>
-                <w:lang w:val="id-ID"/>
-              </w:rPr>
-              <w:t>{</w:t>
-            </w:r>
-            <w:r>
-              <w:rPr>
-                <w:rFonts w:cs="Arial" w:ascii="Arial" w:hAnsi="Arial"/>
-                <w:b/>
-                <w:bCs/>
-                <w:color w:val="242A30"/>
-                <w:sz w:val="18"/>
-                <w:szCs w:val="18"/>
-                <w:u w:val="single"/>
-                <w:shd w:fill="FFFFFF" w:val="clear"/>
-                <w:lang w:val="id-ID"/>
-              </w:rPr>
-              <w:t xml:space="preserve">user_name} </w:t>
-            </w:r>
-            <w:r>
-              <w:rPr>
-                <w:rFonts w:cs="Arial" w:ascii="Arial" w:hAnsi="Arial"/>
-                <w:b/>
-                <w:bCs/>
-                <w:color w:val="242A30"/>
-                <w:sz w:val="18"/>
-                <w:szCs w:val="18"/>
-                <w:u w:val="single"/>
-                <w:shd w:fill="FFFFFF" w:val="clear"/>
-                <w:lang w:val="id-ID"/>
-              </w:rPr>
-              <w:t>, S.Pd</w:t>
+              <w:t>${user_name} , S.Pd</w:t>
             </w:r>
           </w:p>
           <w:p>
@@ -2910,133 +2820,135 @@
   <w:abstractNum w:abstractNumId="1">
     <w:lvl w:ilvl="0">
       <w:start w:val="1"/>
-      <w:numFmt w:val="none"/>
-      <w:suff w:val="nothing"/>
-      <w:lvlText w:val=""/>
+      <w:numFmt w:val="bullet"/>
+      <w:lvlText w:val=""/>
+      <w:lvlJc w:val="left"/>
+      <w:pPr>
+        <w:tabs>
+          <w:tab w:val="num" w:pos="360"/>
+        </w:tabs>
+        <w:ind w:left="360" w:hanging="360"/>
+      </w:pPr>
+      <w:rPr>
+        <w:rFonts w:ascii="Wingdings" w:hAnsi="Wingdings" w:cs="Wingdings" w:hint="default"/>
+      </w:rPr>
+    </w:lvl>
+    <w:lvl w:ilvl="1">
+      <w:start w:val="1"/>
+      <w:numFmt w:val="lowerLetter"/>
+      <w:lvlText w:val="%2."/>
+      <w:lvlJc w:val="left"/>
+      <w:pPr>
+        <w:tabs>
+          <w:tab w:val="num" w:pos="1080"/>
+        </w:tabs>
+        <w:ind w:left="1080" w:hanging="360"/>
+      </w:pPr>
+      <w:rPr/>
+    </w:lvl>
+    <w:lvl w:ilvl="2">
+      <w:start w:val="1"/>
+      <w:numFmt w:val="decimal"/>
+      <w:lvlText w:val="%3."/>
       <w:lvlJc w:val="left"/>
       <w:pPr>
         <w:tabs>
           <w:tab w:val="num" w:pos="0"/>
         </w:tabs>
-        <w:ind w:left="0" w:hanging="0"/>
-      </w:pPr>
-    </w:lvl>
-    <w:lvl w:ilvl="1">
-      <w:start w:val="1"/>
-      <w:numFmt w:val="none"/>
-      <w:suff w:val="nothing"/>
-      <w:lvlText w:val=""/>
-      <w:lvlJc w:val="left"/>
-      <w:pPr>
-        <w:tabs>
-          <w:tab w:val="num" w:pos="0"/>
-        </w:tabs>
-        <w:ind w:left="0" w:hanging="0"/>
-      </w:pPr>
-    </w:lvl>
-    <w:lvl w:ilvl="2">
-      <w:start w:val="1"/>
-      <w:numFmt w:val="none"/>
-      <w:suff w:val="nothing"/>
-      <w:lvlText w:val=""/>
-      <w:lvlJc w:val="left"/>
-      <w:pPr>
-        <w:tabs>
-          <w:tab w:val="num" w:pos="0"/>
-        </w:tabs>
-        <w:ind w:left="0" w:hanging="0"/>
-      </w:pPr>
+        <w:ind w:left="1980" w:hanging="360"/>
+      </w:pPr>
+      <w:rPr/>
     </w:lvl>
     <w:lvl w:ilvl="3">
       <w:start w:val="1"/>
-      <w:numFmt w:val="none"/>
-      <w:suff w:val="nothing"/>
-      <w:lvlText w:val=""/>
-      <w:lvlJc w:val="left"/>
-      <w:pPr>
-        <w:tabs>
-          <w:tab w:val="num" w:pos="0"/>
-        </w:tabs>
-        <w:ind w:left="0" w:hanging="0"/>
-      </w:pPr>
+      <w:numFmt w:val="decimal"/>
+      <w:lvlText w:val="%4."/>
+      <w:lvlJc w:val="left"/>
+      <w:pPr>
+        <w:tabs>
+          <w:tab w:val="num" w:pos="2520"/>
+        </w:tabs>
+        <w:ind w:left="2520" w:hanging="360"/>
+      </w:pPr>
+      <w:rPr/>
     </w:lvl>
     <w:lvl w:ilvl="4">
       <w:start w:val="1"/>
-      <w:numFmt w:val="none"/>
-      <w:suff w:val="nothing"/>
-      <w:lvlText w:val=""/>
-      <w:lvlJc w:val="left"/>
-      <w:pPr>
-        <w:tabs>
-          <w:tab w:val="num" w:pos="0"/>
-        </w:tabs>
-        <w:ind w:left="0" w:hanging="0"/>
-      </w:pPr>
+      <w:numFmt w:val="lowerLetter"/>
+      <w:lvlText w:val="%5."/>
+      <w:lvlJc w:val="left"/>
+      <w:pPr>
+        <w:tabs>
+          <w:tab w:val="num" w:pos="3240"/>
+        </w:tabs>
+        <w:ind w:left="3240" w:hanging="360"/>
+      </w:pPr>
+      <w:rPr/>
     </w:lvl>
     <w:lvl w:ilvl="5">
       <w:start w:val="1"/>
-      <w:numFmt w:val="none"/>
-      <w:suff w:val="nothing"/>
-      <w:lvlText w:val=""/>
-      <w:lvlJc w:val="left"/>
-      <w:pPr>
-        <w:tabs>
-          <w:tab w:val="num" w:pos="0"/>
-        </w:tabs>
-        <w:ind w:left="0" w:hanging="0"/>
-      </w:pPr>
+      <w:numFmt w:val="lowerRoman"/>
+      <w:lvlText w:val="%6."/>
+      <w:lvlJc w:val="right"/>
+      <w:pPr>
+        <w:tabs>
+          <w:tab w:val="num" w:pos="3960"/>
+        </w:tabs>
+        <w:ind w:left="3960" w:hanging="180"/>
+      </w:pPr>
+      <w:rPr/>
     </w:lvl>
     <w:lvl w:ilvl="6">
       <w:start w:val="1"/>
-      <w:numFmt w:val="none"/>
-      <w:suff w:val="nothing"/>
-      <w:lvlText w:val=""/>
-      <w:lvlJc w:val="left"/>
-      <w:pPr>
-        <w:tabs>
-          <w:tab w:val="num" w:pos="0"/>
-        </w:tabs>
-        <w:ind w:left="0" w:hanging="0"/>
-      </w:pPr>
+      <w:numFmt w:val="decimal"/>
+      <w:lvlText w:val="%7."/>
+      <w:lvlJc w:val="left"/>
+      <w:pPr>
+        <w:tabs>
+          <w:tab w:val="num" w:pos="4680"/>
+        </w:tabs>
+        <w:ind w:left="4680" w:hanging="360"/>
+      </w:pPr>
+      <w:rPr/>
     </w:lvl>
     <w:lvl w:ilvl="7">
       <w:start w:val="1"/>
-      <w:numFmt w:val="none"/>
-      <w:suff w:val="nothing"/>
-      <w:lvlText w:val=""/>
-      <w:lvlJc w:val="left"/>
-      <w:pPr>
-        <w:tabs>
-          <w:tab w:val="num" w:pos="0"/>
-        </w:tabs>
-        <w:ind w:left="0" w:hanging="0"/>
-      </w:pPr>
+      <w:numFmt w:val="lowerLetter"/>
+      <w:lvlText w:val="%8."/>
+      <w:lvlJc w:val="left"/>
+      <w:pPr>
+        <w:tabs>
+          <w:tab w:val="num" w:pos="5400"/>
+        </w:tabs>
+        <w:ind w:left="5400" w:hanging="360"/>
+      </w:pPr>
+      <w:rPr/>
     </w:lvl>
     <w:lvl w:ilvl="8">
       <w:start w:val="1"/>
-      <w:numFmt w:val="none"/>
-      <w:suff w:val="nothing"/>
-      <w:lvlText w:val=""/>
-      <w:lvlJc w:val="left"/>
-      <w:pPr>
-        <w:tabs>
-          <w:tab w:val="num" w:pos="0"/>
-        </w:tabs>
-        <w:ind w:left="0" w:hanging="0"/>
-      </w:pPr>
+      <w:numFmt w:val="lowerRoman"/>
+      <w:lvlText w:val="%9."/>
+      <w:lvlJc w:val="right"/>
+      <w:pPr>
+        <w:tabs>
+          <w:tab w:val="num" w:pos="6120"/>
+        </w:tabs>
+        <w:ind w:left="6120" w:hanging="180"/>
+      </w:pPr>
+      <w:rPr/>
     </w:lvl>
   </w:abstractNum>
   <w:abstractNum w:abstractNumId="2">
     <w:lvl w:ilvl="0">
       <w:start w:val="1"/>
       <w:numFmt w:val="bullet"/>
-      <w:lvlText w:val=""/>
-      <w:lvlJc w:val="left"/>
-      <w:pPr>
-        <w:tabs>
-          <w:tab w:val="num" w:pos="360"/>
-        </w:tabs>
-        <w:ind w:left="360" w:hanging="360"/>
+      <w:lvlText w:val=""/>
+      <w:lvlJc w:val="left"/>
+      <w:pPr>
+        <w:tabs>
+          <w:tab w:val="num" w:pos="720"/>
+        </w:tabs>
+        <w:ind w:left="720" w:hanging="360"/>
       </w:pPr>
       <w:rPr>
         <w:rFonts w:ascii="Wingdings" w:hAnsi="Wingdings" w:cs="Wingdings" w:hint="default"/>
@@ -3049,22 +2961,22 @@
       <w:lvlJc w:val="left"/>
       <w:pPr>
         <w:tabs>
-          <w:tab w:val="num" w:pos="1080"/>
-        </w:tabs>
-        <w:ind w:left="1080" w:hanging="360"/>
+          <w:tab w:val="num" w:pos="1440"/>
+        </w:tabs>
+        <w:ind w:left="1440" w:hanging="360"/>
       </w:pPr>
       <w:rPr/>
     </w:lvl>
     <w:lvl w:ilvl="2">
       <w:start w:val="1"/>
-      <w:numFmt w:val="decimal"/>
+      <w:numFmt w:val="lowerRoman"/>
       <w:lvlText w:val="%3."/>
-      <w:lvlJc w:val="left"/>
-      <w:pPr>
-        <w:tabs>
-          <w:tab w:val="num" w:pos="0"/>
-        </w:tabs>
-        <w:ind w:left="1980" w:hanging="360"/>
+      <w:lvlJc w:val="right"/>
+      <w:pPr>
+        <w:tabs>
+          <w:tab w:val="num" w:pos="2160"/>
+        </w:tabs>
+        <w:ind w:left="2160" w:hanging="180"/>
       </w:pPr>
       <w:rPr/>
     </w:lvl>
@@ -3075,9 +2987,9 @@
       <w:lvlJc w:val="left"/>
       <w:pPr>
         <w:tabs>
-          <w:tab w:val="num" w:pos="2520"/>
-        </w:tabs>
-        <w:ind w:left="2520" w:hanging="360"/>
+          <w:tab w:val="num" w:pos="2880"/>
+        </w:tabs>
+        <w:ind w:left="2880" w:hanging="360"/>
       </w:pPr>
       <w:rPr/>
     </w:lvl>
@@ -3088,9 +3000,9 @@
       <w:lvlJc w:val="left"/>
       <w:pPr>
         <w:tabs>
-          <w:tab w:val="num" w:pos="3240"/>
-        </w:tabs>
-        <w:ind w:left="3240" w:hanging="360"/>
+          <w:tab w:val="num" w:pos="3600"/>
+        </w:tabs>
+        <w:ind w:left="3600" w:hanging="360"/>
       </w:pPr>
       <w:rPr/>
     </w:lvl>
@@ -3101,9 +3013,9 @@
       <w:lvlJc w:val="right"/>
       <w:pPr>
         <w:tabs>
-          <w:tab w:val="num" w:pos="3960"/>
-        </w:tabs>
-        <w:ind w:left="3960" w:hanging="180"/>
+          <w:tab w:val="num" w:pos="4320"/>
+        </w:tabs>
+        <w:ind w:left="4320" w:hanging="180"/>
       </w:pPr>
       <w:rPr/>
     </w:lvl>
@@ -3114,9 +3026,9 @@
       <w:lvlJc w:val="left"/>
       <w:pPr>
         <w:tabs>
-          <w:tab w:val="num" w:pos="4680"/>
-        </w:tabs>
-        <w:ind w:left="4680" w:hanging="360"/>
+          <w:tab w:val="num" w:pos="5040"/>
+        </w:tabs>
+        <w:ind w:left="5040" w:hanging="360"/>
       </w:pPr>
       <w:rPr/>
     </w:lvl>
@@ -3127,9 +3039,9 @@
       <w:lvlJc w:val="left"/>
       <w:pPr>
         <w:tabs>
-          <w:tab w:val="num" w:pos="5400"/>
-        </w:tabs>
-        <w:ind w:left="5400" w:hanging="360"/>
+          <w:tab w:val="num" w:pos="5760"/>
+        </w:tabs>
+        <w:ind w:left="5760" w:hanging="360"/>
       </w:pPr>
       <w:rPr/>
     </w:lvl>
@@ -3140,820 +3052,14 @@
       <w:lvlJc w:val="right"/>
       <w:pPr>
         <w:tabs>
-          <w:tab w:val="num" w:pos="6120"/>
-        </w:tabs>
-        <w:ind w:left="6120" w:hanging="180"/>
+          <w:tab w:val="num" w:pos="6480"/>
+        </w:tabs>
+        <w:ind w:left="6480" w:hanging="180"/>
       </w:pPr>
       <w:rPr/>
     </w:lvl>
   </w:abstractNum>
   <w:abstractNum w:abstractNumId="3">
-    <w:lvl w:ilvl="0">
-      <w:start w:val="1"/>
-      <w:numFmt w:val="bullet"/>
-      <w:lvlText w:val=""/>
-      <w:lvlJc w:val="left"/>
-      <w:pPr>
-        <w:tabs>
-          <w:tab w:val="num" w:pos="720"/>
-        </w:tabs>
-        <w:ind w:left="720" w:hanging="360"/>
-      </w:pPr>
-      <w:rPr>
-        <w:rFonts w:ascii="Wingdings" w:hAnsi="Wingdings" w:cs="Wingdings" w:hint="default"/>
-      </w:rPr>
-    </w:lvl>
-    <w:lvl w:ilvl="1">
-      <w:start w:val="1"/>
-      <w:numFmt w:val="lowerLetter"/>
-      <w:lvlText w:val="%2."/>
-      <w:lvlJc w:val="left"/>
-      <w:pPr>
-        <w:tabs>
-          <w:tab w:val="num" w:pos="1440"/>
-        </w:tabs>
-        <w:ind w:left="1440" w:hanging="360"/>
-      </w:pPr>
-      <w:rPr/>
-    </w:lvl>
-    <w:lvl w:ilvl="2">
-      <w:start w:val="1"/>
-      <w:numFmt w:val="lowerRoman"/>
-      <w:lvlText w:val="%3."/>
-      <w:lvlJc w:val="right"/>
-      <w:pPr>
-        <w:tabs>
-          <w:tab w:val="num" w:pos="2160"/>
-        </w:tabs>
-        <w:ind w:left="2160" w:hanging="180"/>
-      </w:pPr>
-      <w:rPr/>
-    </w:lvl>
-    <w:lvl w:ilvl="3">
-      <w:start w:val="1"/>
-      <w:numFmt w:val="decimal"/>
-      <w:lvlText w:val="%4."/>
-      <w:lvlJc w:val="left"/>
-      <w:pPr>
-        <w:tabs>
-          <w:tab w:val="num" w:pos="2880"/>
-        </w:tabs>
-        <w:ind w:left="2880" w:hanging="360"/>
-      </w:pPr>
-      <w:rPr/>
-    </w:lvl>
-    <w:lvl w:ilvl="4">
-      <w:start w:val="1"/>
-      <w:numFmt w:val="lowerLetter"/>
-      <w:lvlText w:val="%5."/>
-      <w:lvlJc w:val="left"/>
-      <w:pPr>
-        <w:tabs>
-          <w:tab w:val="num" w:pos="3600"/>
-        </w:tabs>
-        <w:ind w:left="3600" w:hanging="360"/>
-      </w:pPr>
-      <w:rPr/>
-    </w:lvl>
-    <w:lvl w:ilvl="5">
-      <w:start w:val="1"/>
-      <w:numFmt w:val="lowerRoman"/>
-      <w:lvlText w:val="%6."/>
-      <w:lvlJc w:val="right"/>
-      <w:pPr>
-        <w:tabs>
-          <w:tab w:val="num" w:pos="4320"/>
-        </w:tabs>
-        <w:ind w:left="4320" w:hanging="180"/>
-      </w:pPr>
-      <w:rPr/>
-    </w:lvl>
-    <w:lvl w:ilvl="6">
-      <w:start w:val="1"/>
-      <w:numFmt w:val="decimal"/>
-      <w:lvlText w:val="%7."/>
-      <w:lvlJc w:val="left"/>
-      <w:pPr>
-        <w:tabs>
-          <w:tab w:val="num" w:pos="5040"/>
-        </w:tabs>
-        <w:ind w:left="5040" w:hanging="360"/>
-      </w:pPr>
-      <w:rPr/>
-    </w:lvl>
-    <w:lvl w:ilvl="7">
-      <w:start w:val="1"/>
-      <w:numFmt w:val="lowerLetter"/>
-      <w:lvlText w:val="%8."/>
-      <w:lvlJc w:val="left"/>
-      <w:pPr>
-        <w:tabs>
-          <w:tab w:val="num" w:pos="5760"/>
-        </w:tabs>
-        <w:ind w:left="5760" w:hanging="360"/>
-      </w:pPr>
-      <w:rPr/>
-    </w:lvl>
-    <w:lvl w:ilvl="8">
-      <w:start w:val="1"/>
-      <w:numFmt w:val="lowerRoman"/>
-      <w:lvlText w:val="%9."/>
-      <w:lvlJc w:val="right"/>
-      <w:pPr>
-        <w:tabs>
-          <w:tab w:val="num" w:pos="6480"/>
-        </w:tabs>
-        <w:ind w:left="6480" w:hanging="180"/>
-      </w:pPr>
-      <w:rPr/>
-    </w:lvl>
-  </w:abstractNum>
-  <w:abstractNum w:abstractNumId="4">
-    <w:lvl w:ilvl="0">
-      <w:start w:val="1"/>
-      <w:numFmt w:val="bullet"/>
-      <w:lvlText w:val=""/>
-      <w:lvlJc w:val="left"/>
-      <w:pPr>
-        <w:tabs>
-          <w:tab w:val="num" w:pos="0"/>
-        </w:tabs>
-        <w:ind w:left="863" w:hanging="360"/>
-      </w:pPr>
-      <w:rPr>
-        <w:rFonts w:ascii="Wingdings" w:hAnsi="Wingdings" w:cs="Wingdings" w:hint="default"/>
-      </w:rPr>
-    </w:lvl>
-    <w:lvl w:ilvl="1">
-      <w:start w:val="1"/>
-      <w:numFmt w:val="bullet"/>
-      <w:lvlText w:val="o"/>
-      <w:lvlJc w:val="left"/>
-      <w:pPr>
-        <w:tabs>
-          <w:tab w:val="num" w:pos="0"/>
-        </w:tabs>
-        <w:ind w:left="1583" w:hanging="360"/>
-      </w:pPr>
-      <w:rPr>
-        <w:rFonts w:ascii="Courier New" w:hAnsi="Courier New" w:cs="Courier New" w:hint="default"/>
-      </w:rPr>
-    </w:lvl>
-    <w:lvl w:ilvl="2">
-      <w:start w:val="1"/>
-      <w:numFmt w:val="bullet"/>
-      <w:lvlText w:val=""/>
-      <w:lvlJc w:val="left"/>
-      <w:pPr>
-        <w:tabs>
-          <w:tab w:val="num" w:pos="0"/>
-        </w:tabs>
-        <w:ind w:left="2303" w:hanging="360"/>
-      </w:pPr>
-      <w:rPr>
-        <w:rFonts w:ascii="Wingdings" w:hAnsi="Wingdings" w:cs="Wingdings" w:hint="default"/>
-      </w:rPr>
-    </w:lvl>
-    <w:lvl w:ilvl="3">
-      <w:start w:val="1"/>
-      <w:numFmt w:val="bullet"/>
-      <w:lvlText w:val=""/>
-      <w:lvlJc w:val="left"/>
-      <w:pPr>
-        <w:tabs>
-          <w:tab w:val="num" w:pos="0"/>
-        </w:tabs>
-        <w:ind w:left="3023" w:hanging="360"/>
-      </w:pPr>
-      <w:rPr>
-        <w:rFonts w:ascii="Symbol" w:hAnsi="Symbol" w:cs="Symbol" w:hint="default"/>
-      </w:rPr>
-    </w:lvl>
-    <w:lvl w:ilvl="4">
-      <w:start w:val="1"/>
-      <w:numFmt w:val="bullet"/>
-      <w:lvlText w:val="o"/>
-      <w:lvlJc w:val="left"/>
-      <w:pPr>
-        <w:tabs>
-          <w:tab w:val="num" w:pos="0"/>
-        </w:tabs>
-        <w:ind w:left="3743" w:hanging="360"/>
-      </w:pPr>
-      <w:rPr>
-        <w:rFonts w:ascii="Courier New" w:hAnsi="Courier New" w:cs="Courier New" w:hint="default"/>
-      </w:rPr>
-    </w:lvl>
-    <w:lvl w:ilvl="5">
-      <w:start w:val="1"/>
-      <w:numFmt w:val="bullet"/>
-      <w:lvlText w:val=""/>
-      <w:lvlJc w:val="left"/>
-      <w:pPr>
-        <w:tabs>
-          <w:tab w:val="num" w:pos="0"/>
-        </w:tabs>
-        <w:ind w:left="4463" w:hanging="360"/>
-      </w:pPr>
-      <w:rPr>
-        <w:rFonts w:ascii="Wingdings" w:hAnsi="Wingdings" w:cs="Wingdings" w:hint="default"/>
-      </w:rPr>
-    </w:lvl>
-    <w:lvl w:ilvl="6">
-      <w:start w:val="1"/>
-      <w:numFmt w:val="bullet"/>
-      <w:lvlText w:val=""/>
-      <w:lvlJc w:val="left"/>
-      <w:pPr>
-        <w:tabs>
-          <w:tab w:val="num" w:pos="0"/>
-        </w:tabs>
-        <w:ind w:left="5183" w:hanging="360"/>
-      </w:pPr>
-      <w:rPr>
-        <w:rFonts w:ascii="Symbol" w:hAnsi="Symbol" w:cs="Symbol" w:hint="default"/>
-      </w:rPr>
-    </w:lvl>
-    <w:lvl w:ilvl="7">
-      <w:start w:val="1"/>
-      <w:numFmt w:val="bullet"/>
-      <w:lvlText w:val="o"/>
-      <w:lvlJc w:val="left"/>
-      <w:pPr>
-        <w:tabs>
-          <w:tab w:val="num" w:pos="0"/>
-        </w:tabs>
-        <w:ind w:left="5903" w:hanging="360"/>
-      </w:pPr>
-      <w:rPr>
-        <w:rFonts w:ascii="Courier New" w:hAnsi="Courier New" w:cs="Courier New" w:hint="default"/>
-      </w:rPr>
-    </w:lvl>
-    <w:lvl w:ilvl="8">
-      <w:start w:val="1"/>
-      <w:numFmt w:val="bullet"/>
-      <w:lvlText w:val=""/>
-      <w:lvlJc w:val="left"/>
-      <w:pPr>
-        <w:tabs>
-          <w:tab w:val="num" w:pos="0"/>
-        </w:tabs>
-        <w:ind w:left="6623" w:hanging="360"/>
-      </w:pPr>
-      <w:rPr>
-        <w:rFonts w:ascii="Wingdings" w:hAnsi="Wingdings" w:cs="Wingdings" w:hint="default"/>
-      </w:rPr>
-    </w:lvl>
-  </w:abstractNum>
-  <w:abstractNum w:abstractNumId="5">
-    <w:lvl w:ilvl="0">
-      <w:start w:val="1"/>
-      <w:numFmt w:val="bullet"/>
-      <w:lvlText w:val=""/>
-      <w:lvlJc w:val="left"/>
-      <w:pPr>
-        <w:tabs>
-          <w:tab w:val="num" w:pos="0"/>
-        </w:tabs>
-        <w:ind w:left="720" w:hanging="360"/>
-      </w:pPr>
-      <w:rPr>
-        <w:rFonts w:ascii="Wingdings" w:hAnsi="Wingdings" w:cs="Wingdings" w:hint="default"/>
-      </w:rPr>
-    </w:lvl>
-    <w:lvl w:ilvl="1">
-      <w:start w:val="1"/>
-      <w:numFmt w:val="bullet"/>
-      <w:lvlText w:val="o"/>
-      <w:lvlJc w:val="left"/>
-      <w:pPr>
-        <w:tabs>
-          <w:tab w:val="num" w:pos="0"/>
-        </w:tabs>
-        <w:ind w:left="1440" w:hanging="360"/>
-      </w:pPr>
-      <w:rPr>
-        <w:rFonts w:ascii="Courier New" w:hAnsi="Courier New" w:cs="Courier New" w:hint="default"/>
-      </w:rPr>
-    </w:lvl>
-    <w:lvl w:ilvl="2">
-      <w:start w:val="1"/>
-      <w:numFmt w:val="bullet"/>
-      <w:lvlText w:val=""/>
-      <w:lvlJc w:val="left"/>
-      <w:pPr>
-        <w:tabs>
-          <w:tab w:val="num" w:pos="0"/>
-        </w:tabs>
-        <w:ind w:left="2160" w:hanging="360"/>
-      </w:pPr>
-      <w:rPr>
-        <w:rFonts w:ascii="Wingdings" w:hAnsi="Wingdings" w:cs="Wingdings" w:hint="default"/>
-      </w:rPr>
-    </w:lvl>
-    <w:lvl w:ilvl="3">
-      <w:start w:val="1"/>
-      <w:numFmt w:val="bullet"/>
-      <w:lvlText w:val=""/>
-      <w:lvlJc w:val="left"/>
-      <w:pPr>
-        <w:tabs>
-          <w:tab w:val="num" w:pos="0"/>
-        </w:tabs>
-        <w:ind w:left="2880" w:hanging="360"/>
-      </w:pPr>
-      <w:rPr>
-        <w:rFonts w:ascii="Symbol" w:hAnsi="Symbol" w:cs="Symbol" w:hint="default"/>
-      </w:rPr>
-    </w:lvl>
-    <w:lvl w:ilvl="4">
-      <w:start w:val="1"/>
-      <w:numFmt w:val="bullet"/>
-      <w:lvlText w:val="o"/>
-      <w:lvlJc w:val="left"/>
-      <w:pPr>
-        <w:tabs>
-          <w:tab w:val="num" w:pos="0"/>
-        </w:tabs>
-        <w:ind w:left="3600" w:hanging="360"/>
-      </w:pPr>
-      <w:rPr>
-        <w:rFonts w:ascii="Courier New" w:hAnsi="Courier New" w:cs="Courier New" w:hint="default"/>
-      </w:rPr>
-    </w:lvl>
-    <w:lvl w:ilvl="5">
-      <w:start w:val="1"/>
-      <w:numFmt w:val="bullet"/>
-      <w:lvlText w:val=""/>
-      <w:lvlJc w:val="left"/>
-      <w:pPr>
-        <w:tabs>
-          <w:tab w:val="num" w:pos="0"/>
-        </w:tabs>
-        <w:ind w:left="4320" w:hanging="360"/>
-      </w:pPr>
-      <w:rPr>
-        <w:rFonts w:ascii="Wingdings" w:hAnsi="Wingdings" w:cs="Wingdings" w:hint="default"/>
-      </w:rPr>
-    </w:lvl>
-    <w:lvl w:ilvl="6">
-      <w:start w:val="1"/>
-      <w:numFmt w:val="bullet"/>
-      <w:lvlText w:val=""/>
-      <w:lvlJc w:val="left"/>
-      <w:pPr>
-        <w:tabs>
-          <w:tab w:val="num" w:pos="0"/>
-        </w:tabs>
-        <w:ind w:left="5040" w:hanging="360"/>
-      </w:pPr>
-      <w:rPr>
-        <w:rFonts w:ascii="Symbol" w:hAnsi="Symbol" w:cs="Symbol" w:hint="default"/>
-      </w:rPr>
-    </w:lvl>
-    <w:lvl w:ilvl="7">
-      <w:start w:val="1"/>
-      <w:numFmt w:val="bullet"/>
-      <w:lvlText w:val="o"/>
-      <w:lvlJc w:val="left"/>
-      <w:pPr>
-        <w:tabs>
-          <w:tab w:val="num" w:pos="0"/>
-        </w:tabs>
-        <w:ind w:left="5760" w:hanging="360"/>
-      </w:pPr>
-      <w:rPr>
-        <w:rFonts w:ascii="Courier New" w:hAnsi="Courier New" w:cs="Courier New" w:hint="default"/>
-      </w:rPr>
-    </w:lvl>
-    <w:lvl w:ilvl="8">
-      <w:start w:val="1"/>
-      <w:numFmt w:val="bullet"/>
-      <w:lvlText w:val=""/>
-      <w:lvlJc w:val="left"/>
-      <w:pPr>
-        <w:tabs>
-          <w:tab w:val="num" w:pos="0"/>
-        </w:tabs>
-        <w:ind w:left="6480" w:hanging="360"/>
-      </w:pPr>
-      <w:rPr>
-        <w:rFonts w:ascii="Wingdings" w:hAnsi="Wingdings" w:cs="Wingdings" w:hint="default"/>
-      </w:rPr>
-    </w:lvl>
-  </w:abstractNum>
-  <w:abstractNum w:abstractNumId="6">
-    <w:lvl w:ilvl="0">
-      <w:start w:val="1"/>
-      <w:numFmt w:val="bullet"/>
-      <w:lvlText w:val=""/>
-      <w:lvlJc w:val="left"/>
-      <w:pPr>
-        <w:tabs>
-          <w:tab w:val="num" w:pos="0"/>
-        </w:tabs>
-        <w:ind w:left="720" w:hanging="360"/>
-      </w:pPr>
-      <w:rPr>
-        <w:rFonts w:ascii="Wingdings" w:hAnsi="Wingdings" w:cs="Wingdings" w:hint="default"/>
-      </w:rPr>
-    </w:lvl>
-    <w:lvl w:ilvl="1">
-      <w:start w:val="0"/>
-      <w:numFmt w:val="bullet"/>
-      <w:lvlText w:val="•"/>
-      <w:lvlJc w:val="left"/>
-      <w:pPr>
-        <w:tabs>
-          <w:tab w:val="num" w:pos="0"/>
-        </w:tabs>
-        <w:ind w:left="1440" w:hanging="360"/>
-      </w:pPr>
-      <w:rPr>
-        <w:rFonts w:ascii="Arial" w:hAnsi="Arial" w:cs="Arial" w:hint="default"/>
-      </w:rPr>
-    </w:lvl>
-    <w:lvl w:ilvl="2">
-      <w:start w:val="1"/>
-      <w:numFmt w:val="bullet"/>
-      <w:lvlText w:val=""/>
-      <w:lvlJc w:val="left"/>
-      <w:pPr>
-        <w:tabs>
-          <w:tab w:val="num" w:pos="0"/>
-        </w:tabs>
-        <w:ind w:left="2160" w:hanging="360"/>
-      </w:pPr>
-      <w:rPr>
-        <w:rFonts w:ascii="Wingdings" w:hAnsi="Wingdings" w:cs="Wingdings" w:hint="default"/>
-      </w:rPr>
-    </w:lvl>
-    <w:lvl w:ilvl="3">
-      <w:start w:val="1"/>
-      <w:numFmt w:val="bullet"/>
-      <w:lvlText w:val=""/>
-      <w:lvlJc w:val="left"/>
-      <w:pPr>
-        <w:tabs>
-          <w:tab w:val="num" w:pos="0"/>
-        </w:tabs>
-        <w:ind w:left="2880" w:hanging="360"/>
-      </w:pPr>
-      <w:rPr>
-        <w:rFonts w:ascii="Symbol" w:hAnsi="Symbol" w:cs="Symbol" w:hint="default"/>
-      </w:rPr>
-    </w:lvl>
-    <w:lvl w:ilvl="4">
-      <w:start w:val="1"/>
-      <w:numFmt w:val="bullet"/>
-      <w:lvlText w:val="o"/>
-      <w:lvlJc w:val="left"/>
-      <w:pPr>
-        <w:tabs>
-          <w:tab w:val="num" w:pos="0"/>
-        </w:tabs>
-        <w:ind w:left="3600" w:hanging="360"/>
-      </w:pPr>
-      <w:rPr>
-        <w:rFonts w:ascii="Courier New" w:hAnsi="Courier New" w:cs="Courier New" w:hint="default"/>
-      </w:rPr>
-    </w:lvl>
-    <w:lvl w:ilvl="5">
-      <w:start w:val="1"/>
-      <w:numFmt w:val="bullet"/>
-      <w:lvlText w:val=""/>
-      <w:lvlJc w:val="left"/>
-      <w:pPr>
-        <w:tabs>
-          <w:tab w:val="num" w:pos="0"/>
-        </w:tabs>
-        <w:ind w:left="4320" w:hanging="360"/>
-      </w:pPr>
-      <w:rPr>
-        <w:rFonts w:ascii="Wingdings" w:hAnsi="Wingdings" w:cs="Wingdings" w:hint="default"/>
-      </w:rPr>
-    </w:lvl>
-    <w:lvl w:ilvl="6">
-      <w:start w:val="1"/>
-      <w:numFmt w:val="bullet"/>
-      <w:lvlText w:val=""/>
-      <w:lvlJc w:val="left"/>
-      <w:pPr>
-        <w:tabs>
-          <w:tab w:val="num" w:pos="0"/>
-        </w:tabs>
-        <w:ind w:left="5040" w:hanging="360"/>
-      </w:pPr>
-      <w:rPr>
-        <w:rFonts w:ascii="Symbol" w:hAnsi="Symbol" w:cs="Symbol" w:hint="default"/>
-      </w:rPr>
-    </w:lvl>
-    <w:lvl w:ilvl="7">
-      <w:start w:val="1"/>
-      <w:numFmt w:val="bullet"/>
-      <w:lvlText w:val="o"/>
-      <w:lvlJc w:val="left"/>
-      <w:pPr>
-        <w:tabs>
-          <w:tab w:val="num" w:pos="0"/>
-        </w:tabs>
-        <w:ind w:left="5760" w:hanging="360"/>
-      </w:pPr>
-      <w:rPr>
-        <w:rFonts w:ascii="Courier New" w:hAnsi="Courier New" w:cs="Courier New" w:hint="default"/>
-      </w:rPr>
-    </w:lvl>
-    <w:lvl w:ilvl="8">
-      <w:start w:val="1"/>
-      <w:numFmt w:val="bullet"/>
-      <w:lvlText w:val=""/>
-      <w:lvlJc w:val="left"/>
-      <w:pPr>
-        <w:tabs>
-          <w:tab w:val="num" w:pos="0"/>
-        </w:tabs>
-        <w:ind w:left="6480" w:hanging="360"/>
-      </w:pPr>
-      <w:rPr>
-        <w:rFonts w:ascii="Wingdings" w:hAnsi="Wingdings" w:cs="Wingdings" w:hint="default"/>
-      </w:rPr>
-    </w:lvl>
-  </w:abstractNum>
-  <w:abstractNum w:abstractNumId="7">
-    <w:lvl w:ilvl="0">
-      <w:start w:val="1"/>
-      <w:numFmt w:val="bullet"/>
-      <w:lvlText w:val=""/>
-      <w:lvlJc w:val="left"/>
-      <w:pPr>
-        <w:tabs>
-          <w:tab w:val="num" w:pos="0"/>
-        </w:tabs>
-        <w:ind w:left="720" w:hanging="360"/>
-      </w:pPr>
-      <w:rPr>
-        <w:rFonts w:ascii="Wingdings" w:hAnsi="Wingdings" w:cs="Wingdings" w:hint="default"/>
-      </w:rPr>
-    </w:lvl>
-    <w:lvl w:ilvl="1">
-      <w:start w:val="1"/>
-      <w:numFmt w:val="bullet"/>
-      <w:lvlText w:val="o"/>
-      <w:lvlJc w:val="left"/>
-      <w:pPr>
-        <w:tabs>
-          <w:tab w:val="num" w:pos="0"/>
-        </w:tabs>
-        <w:ind w:left="1440" w:hanging="360"/>
-      </w:pPr>
-      <w:rPr>
-        <w:rFonts w:ascii="Courier New" w:hAnsi="Courier New" w:cs="Courier New" w:hint="default"/>
-      </w:rPr>
-    </w:lvl>
-    <w:lvl w:ilvl="2">
-      <w:start w:val="1"/>
-      <w:numFmt w:val="bullet"/>
-      <w:lvlText w:val=""/>
-      <w:lvlJc w:val="left"/>
-      <w:pPr>
-        <w:tabs>
-          <w:tab w:val="num" w:pos="0"/>
-        </w:tabs>
-        <w:ind w:left="2160" w:hanging="360"/>
-      </w:pPr>
-      <w:rPr>
-        <w:rFonts w:ascii="Wingdings" w:hAnsi="Wingdings" w:cs="Wingdings" w:hint="default"/>
-      </w:rPr>
-    </w:lvl>
-    <w:lvl w:ilvl="3">
-      <w:start w:val="1"/>
-      <w:numFmt w:val="bullet"/>
-      <w:lvlText w:val=""/>
-      <w:lvlJc w:val="left"/>
-      <w:pPr>
-        <w:tabs>
-          <w:tab w:val="num" w:pos="0"/>
-        </w:tabs>
-        <w:ind w:left="2880" w:hanging="360"/>
-      </w:pPr>
-      <w:rPr>
-        <w:rFonts w:ascii="Symbol" w:hAnsi="Symbol" w:cs="Symbol" w:hint="default"/>
-      </w:rPr>
-    </w:lvl>
-    <w:lvl w:ilvl="4">
-      <w:start w:val="1"/>
-      <w:numFmt w:val="bullet"/>
-      <w:lvlText w:val="o"/>
-      <w:lvlJc w:val="left"/>
-      <w:pPr>
-        <w:tabs>
-          <w:tab w:val="num" w:pos="0"/>
-        </w:tabs>
-        <w:ind w:left="3600" w:hanging="360"/>
-      </w:pPr>
-      <w:rPr>
-        <w:rFonts w:ascii="Courier New" w:hAnsi="Courier New" w:cs="Courier New" w:hint="default"/>
-      </w:rPr>
-    </w:lvl>
-    <w:lvl w:ilvl="5">
-      <w:start w:val="1"/>
-      <w:numFmt w:val="bullet"/>
-      <w:lvlText w:val=""/>
-      <w:lvlJc w:val="left"/>
-      <w:pPr>
-        <w:tabs>
-          <w:tab w:val="num" w:pos="0"/>
-        </w:tabs>
-        <w:ind w:left="4320" w:hanging="360"/>
-      </w:pPr>
-      <w:rPr>
-        <w:rFonts w:ascii="Wingdings" w:hAnsi="Wingdings" w:cs="Wingdings" w:hint="default"/>
-      </w:rPr>
-    </w:lvl>
-    <w:lvl w:ilvl="6">
-      <w:start w:val="1"/>
-      <w:numFmt w:val="bullet"/>
-      <w:lvlText w:val=""/>
-      <w:lvlJc w:val="left"/>
-      <w:pPr>
-        <w:tabs>
-          <w:tab w:val="num" w:pos="0"/>
-        </w:tabs>
-        <w:ind w:left="5040" w:hanging="360"/>
-      </w:pPr>
-      <w:rPr>
-        <w:rFonts w:ascii="Symbol" w:hAnsi="Symbol" w:cs="Symbol" w:hint="default"/>
-      </w:rPr>
-    </w:lvl>
-    <w:lvl w:ilvl="7">
-      <w:start w:val="1"/>
-      <w:numFmt w:val="bullet"/>
-      <w:lvlText w:val="o"/>
-      <w:lvlJc w:val="left"/>
-      <w:pPr>
-        <w:tabs>
-          <w:tab w:val="num" w:pos="0"/>
-        </w:tabs>
-        <w:ind w:left="5760" w:hanging="360"/>
-      </w:pPr>
-      <w:rPr>
-        <w:rFonts w:ascii="Courier New" w:hAnsi="Courier New" w:cs="Courier New" w:hint="default"/>
-      </w:rPr>
-    </w:lvl>
-    <w:lvl w:ilvl="8">
-      <w:start w:val="1"/>
-      <w:numFmt w:val="bullet"/>
-      <w:lvlText w:val=""/>
-      <w:lvlJc w:val="left"/>
-      <w:pPr>
-        <w:tabs>
-          <w:tab w:val="num" w:pos="0"/>
-        </w:tabs>
-        <w:ind w:left="6480" w:hanging="360"/>
-      </w:pPr>
-      <w:rPr>
-        <w:rFonts w:ascii="Wingdings" w:hAnsi="Wingdings" w:cs="Wingdings" w:hint="default"/>
-      </w:rPr>
-    </w:lvl>
-  </w:abstractNum>
-  <w:abstractNum w:abstractNumId="8">
-    <w:lvl w:ilvl="0">
-      <w:start w:val="1"/>
-      <w:numFmt w:val="bullet"/>
-      <w:lvlText w:val=""/>
-      <w:lvlJc w:val="left"/>
-      <w:pPr>
-        <w:tabs>
-          <w:tab w:val="num" w:pos="0"/>
-        </w:tabs>
-        <w:ind w:left="720" w:hanging="360"/>
-      </w:pPr>
-      <w:rPr>
-        <w:rFonts w:ascii="Wingdings" w:hAnsi="Wingdings" w:cs="Wingdings" w:hint="default"/>
-      </w:rPr>
-    </w:lvl>
-    <w:lvl w:ilvl="1">
-      <w:start w:val="1"/>
-      <w:numFmt w:val="bullet"/>
-      <w:lvlText w:val="o"/>
-      <w:lvlJc w:val="left"/>
-      <w:pPr>
-        <w:tabs>
-          <w:tab w:val="num" w:pos="0"/>
-        </w:tabs>
-        <w:ind w:left="1440" w:hanging="360"/>
-      </w:pPr>
-      <w:rPr>
-        <w:rFonts w:ascii="Courier New" w:hAnsi="Courier New" w:cs="Courier New" w:hint="default"/>
-      </w:rPr>
-    </w:lvl>
-    <w:lvl w:ilvl="2">
-      <w:start w:val="1"/>
-      <w:numFmt w:val="bullet"/>
-      <w:lvlText w:val=""/>
-      <w:lvlJc w:val="left"/>
-      <w:pPr>
-        <w:tabs>
-          <w:tab w:val="num" w:pos="0"/>
-        </w:tabs>
-        <w:ind w:left="2160" w:hanging="360"/>
-      </w:pPr>
-      <w:rPr>
-        <w:rFonts w:ascii="Wingdings" w:hAnsi="Wingdings" w:cs="Wingdings" w:hint="default"/>
-      </w:rPr>
-    </w:lvl>
-    <w:lvl w:ilvl="3">
-      <w:start w:val="1"/>
-      <w:numFmt w:val="bullet"/>
-      <w:lvlText w:val=""/>
-      <w:lvlJc w:val="left"/>
-      <w:pPr>
-        <w:tabs>
-          <w:tab w:val="num" w:pos="0"/>
-        </w:tabs>
-        <w:ind w:left="2880" w:hanging="360"/>
-      </w:pPr>
-      <w:rPr>
-        <w:rFonts w:ascii="Symbol" w:hAnsi="Symbol" w:cs="Symbol" w:hint="default"/>
-      </w:rPr>
-    </w:lvl>
-    <w:lvl w:ilvl="4">
-      <w:start w:val="1"/>
-      <w:numFmt w:val="bullet"/>
-      <w:lvlText w:val="o"/>
-      <w:lvlJc w:val="left"/>
-      <w:pPr>
-        <w:tabs>
-          <w:tab w:val="num" w:pos="0"/>
-        </w:tabs>
-        <w:ind w:left="3600" w:hanging="360"/>
-      </w:pPr>
-      <w:rPr>
-        <w:rFonts w:ascii="Courier New" w:hAnsi="Courier New" w:cs="Courier New" w:hint="default"/>
-      </w:rPr>
-    </w:lvl>
-    <w:lvl w:ilvl="5">
-      <w:start w:val="1"/>
-      <w:numFmt w:val="bullet"/>
-      <w:lvlText w:val=""/>
-      <w:lvlJc w:val="left"/>
-      <w:pPr>
-        <w:tabs>
-          <w:tab w:val="num" w:pos="0"/>
-        </w:tabs>
-        <w:ind w:left="4320" w:hanging="360"/>
-      </w:pPr>
-      <w:rPr>
-        <w:rFonts w:ascii="Wingdings" w:hAnsi="Wingdings" w:cs="Wingdings" w:hint="default"/>
-      </w:rPr>
-    </w:lvl>
-    <w:lvl w:ilvl="6">
-      <w:start w:val="1"/>
-      <w:numFmt w:val="bullet"/>
-      <w:lvlText w:val=""/>
-      <w:lvlJc w:val="left"/>
-      <w:pPr>
-        <w:tabs>
-          <w:tab w:val="num" w:pos="0"/>
-        </w:tabs>
-        <w:ind w:left="5040" w:hanging="360"/>
-      </w:pPr>
-      <w:rPr>
-        <w:rFonts w:ascii="Symbol" w:hAnsi="Symbol" w:cs="Symbol" w:hint="default"/>
-      </w:rPr>
-    </w:lvl>
-    <w:lvl w:ilvl="7">
-      <w:start w:val="1"/>
-      <w:numFmt w:val="bullet"/>
-      <w:lvlText w:val="o"/>
-      <w:lvlJc w:val="left"/>
-      <w:pPr>
-        <w:tabs>
-          <w:tab w:val="num" w:pos="0"/>
-        </w:tabs>
-        <w:ind w:left="5760" w:hanging="360"/>
-      </w:pPr>
-      <w:rPr>
-        <w:rFonts w:ascii="Courier New" w:hAnsi="Courier New" w:cs="Courier New" w:hint="default"/>
-      </w:rPr>
-    </w:lvl>
-    <w:lvl w:ilvl="8">
-      <w:start w:val="1"/>
-      <w:numFmt w:val="bullet"/>
-      <w:lvlText w:val=""/>
-      <w:lvlJc w:val="left"/>
-      <w:pPr>
-        <w:tabs>
-          <w:tab w:val="num" w:pos="0"/>
-        </w:tabs>
-        <w:ind w:left="6480" w:hanging="360"/>
-      </w:pPr>
-      <w:rPr>
-        <w:rFonts w:ascii="Wingdings" w:hAnsi="Wingdings" w:cs="Wingdings" w:hint="default"/>
-      </w:rPr>
-    </w:lvl>
-  </w:abstractNum>
-  <w:abstractNum w:abstractNumId="9">
     <w:lvl w:ilvl="0">
       <w:start w:val="1"/>
       <w:numFmt w:val="bullet"/>
@@ -4075,126 +3181,7 @@
       <w:rPr/>
     </w:lvl>
   </w:abstractNum>
-  <w:abstractNum w:abstractNumId="10">
-    <w:lvl w:ilvl="0">
-      <w:start w:val="1"/>
-      <w:numFmt w:val="decimal"/>
-      <w:lvlText w:val="%1."/>
-      <w:lvlJc w:val="left"/>
-      <w:pPr>
-        <w:tabs>
-          <w:tab w:val="num" w:pos="0"/>
-        </w:tabs>
-        <w:ind w:left="720" w:hanging="360"/>
-      </w:pPr>
-      <w:rPr/>
-    </w:lvl>
-    <w:lvl w:ilvl="1">
-      <w:start w:val="1"/>
-      <w:numFmt w:val="lowerLetter"/>
-      <w:lvlText w:val="%2."/>
-      <w:lvlJc w:val="left"/>
-      <w:pPr>
-        <w:tabs>
-          <w:tab w:val="num" w:pos="0"/>
-        </w:tabs>
-        <w:ind w:left="1440" w:hanging="360"/>
-      </w:pPr>
-      <w:rPr/>
-    </w:lvl>
-    <w:lvl w:ilvl="2">
-      <w:start w:val="1"/>
-      <w:numFmt w:val="lowerRoman"/>
-      <w:lvlText w:val="%3."/>
-      <w:lvlJc w:val="right"/>
-      <w:pPr>
-        <w:tabs>
-          <w:tab w:val="num" w:pos="0"/>
-        </w:tabs>
-        <w:ind w:left="2160" w:hanging="180"/>
-      </w:pPr>
-      <w:rPr/>
-    </w:lvl>
-    <w:lvl w:ilvl="3">
-      <w:start w:val="1"/>
-      <w:numFmt w:val="decimal"/>
-      <w:lvlText w:val="%4."/>
-      <w:lvlJc w:val="left"/>
-      <w:pPr>
-        <w:tabs>
-          <w:tab w:val="num" w:pos="0"/>
-        </w:tabs>
-        <w:ind w:left="2880" w:hanging="360"/>
-      </w:pPr>
-      <w:rPr/>
-    </w:lvl>
-    <w:lvl w:ilvl="4">
-      <w:start w:val="1"/>
-      <w:numFmt w:val="lowerLetter"/>
-      <w:lvlText w:val="%5."/>
-      <w:lvlJc w:val="left"/>
-      <w:pPr>
-        <w:tabs>
-          <w:tab w:val="num" w:pos="0"/>
-        </w:tabs>
-        <w:ind w:left="3600" w:hanging="360"/>
-      </w:pPr>
-      <w:rPr/>
-    </w:lvl>
-    <w:lvl w:ilvl="5">
-      <w:start w:val="1"/>
-      <w:numFmt w:val="lowerRoman"/>
-      <w:lvlText w:val="%6."/>
-      <w:lvlJc w:val="right"/>
-      <w:pPr>
-        <w:tabs>
-          <w:tab w:val="num" w:pos="0"/>
-        </w:tabs>
-        <w:ind w:left="4320" w:hanging="180"/>
-      </w:pPr>
-      <w:rPr/>
-    </w:lvl>
-    <w:lvl w:ilvl="6">
-      <w:start w:val="1"/>
-      <w:numFmt w:val="decimal"/>
-      <w:lvlText w:val="%7."/>
-      <w:lvlJc w:val="left"/>
-      <w:pPr>
-        <w:tabs>
-          <w:tab w:val="num" w:pos="0"/>
-        </w:tabs>
-        <w:ind w:left="5040" w:hanging="360"/>
-      </w:pPr>
-      <w:rPr/>
-    </w:lvl>
-    <w:lvl w:ilvl="7">
-      <w:start w:val="1"/>
-      <w:numFmt w:val="lowerLetter"/>
-      <w:lvlText w:val="%8."/>
-      <w:lvlJc w:val="left"/>
-      <w:pPr>
-        <w:tabs>
-          <w:tab w:val="num" w:pos="0"/>
-        </w:tabs>
-        <w:ind w:left="5760" w:hanging="360"/>
-      </w:pPr>
-      <w:rPr/>
-    </w:lvl>
-    <w:lvl w:ilvl="8">
-      <w:start w:val="1"/>
-      <w:numFmt w:val="lowerRoman"/>
-      <w:lvlText w:val="%9."/>
-      <w:lvlJc w:val="right"/>
-      <w:pPr>
-        <w:tabs>
-          <w:tab w:val="num" w:pos="0"/>
-        </w:tabs>
-        <w:ind w:left="6480" w:hanging="180"/>
-      </w:pPr>
-      <w:rPr/>
-    </w:lvl>
-  </w:abstractNum>
-  <w:abstractNum w:abstractNumId="11">
+  <w:abstractNum w:abstractNumId="4">
     <w:lvl w:ilvl="0">
       <w:start w:val="2"/>
       <w:numFmt w:val="upperLetter"/>
@@ -4313,7 +3300,7 @@
       <w:rPr/>
     </w:lvl>
   </w:abstractNum>
-  <w:abstractNum w:abstractNumId="12">
+  <w:abstractNum w:abstractNumId="5">
     <w:lvl w:ilvl="0">
       <w:start w:val="1"/>
       <w:numFmt w:val="bullet"/>
@@ -4434,7 +3421,7 @@
       <w:rPr/>
     </w:lvl>
   </w:abstractNum>
-  <w:abstractNum w:abstractNumId="13">
+  <w:abstractNum w:abstractNumId="6">
     <w:lvl w:ilvl="0">
       <w:start w:val="1"/>
       <w:numFmt w:val="bullet"/>
@@ -4569,6 +3556,125 @@
       <w:rPr>
         <w:rFonts w:ascii="Wingdings" w:hAnsi="Wingdings" w:cs="Wingdings" w:hint="default"/>
       </w:rPr>
+    </w:lvl>
+  </w:abstractNum>
+  <w:abstractNum w:abstractNumId="7">
+    <w:lvl w:ilvl="0">
+      <w:start w:val="1"/>
+      <w:numFmt w:val="none"/>
+      <w:suff w:val="nothing"/>
+      <w:lvlText w:val=""/>
+      <w:lvlJc w:val="left"/>
+      <w:pPr>
+        <w:tabs>
+          <w:tab w:val="num" w:pos="0"/>
+        </w:tabs>
+        <w:ind w:left="0" w:hanging="0"/>
+      </w:pPr>
+    </w:lvl>
+    <w:lvl w:ilvl="1">
+      <w:start w:val="1"/>
+      <w:numFmt w:val="none"/>
+      <w:suff w:val="nothing"/>
+      <w:lvlText w:val=""/>
+      <w:lvlJc w:val="left"/>
+      <w:pPr>
+        <w:tabs>
+          <w:tab w:val="num" w:pos="0"/>
+        </w:tabs>
+        <w:ind w:left="0" w:hanging="0"/>
+      </w:pPr>
+    </w:lvl>
+    <w:lvl w:ilvl="2">
+      <w:start w:val="1"/>
+      <w:numFmt w:val="none"/>
+      <w:suff w:val="nothing"/>
+      <w:lvlText w:val=""/>
+      <w:lvlJc w:val="left"/>
+      <w:pPr>
+        <w:tabs>
+          <w:tab w:val="num" w:pos="0"/>
+        </w:tabs>
+        <w:ind w:left="0" w:hanging="0"/>
+      </w:pPr>
+    </w:lvl>
+    <w:lvl w:ilvl="3">
+      <w:start w:val="1"/>
+      <w:numFmt w:val="none"/>
+      <w:suff w:val="nothing"/>
+      <w:lvlText w:val=""/>
+      <w:lvlJc w:val="left"/>
+      <w:pPr>
+        <w:tabs>
+          <w:tab w:val="num" w:pos="0"/>
+        </w:tabs>
+        <w:ind w:left="0" w:hanging="0"/>
+      </w:pPr>
+    </w:lvl>
+    <w:lvl w:ilvl="4">
+      <w:start w:val="1"/>
+      <w:numFmt w:val="none"/>
+      <w:suff w:val="nothing"/>
+      <w:lvlText w:val=""/>
+      <w:lvlJc w:val="left"/>
+      <w:pPr>
+        <w:tabs>
+          <w:tab w:val="num" w:pos="0"/>
+        </w:tabs>
+        <w:ind w:left="0" w:hanging="0"/>
+      </w:pPr>
+    </w:lvl>
+    <w:lvl w:ilvl="5">
+      <w:start w:val="1"/>
+      <w:numFmt w:val="none"/>
+      <w:suff w:val="nothing"/>
+      <w:lvlText w:val=""/>
+      <w:lvlJc w:val="left"/>
+      <w:pPr>
+        <w:tabs>
+          <w:tab w:val="num" w:pos="0"/>
+        </w:tabs>
+        <w:ind w:left="0" w:hanging="0"/>
+      </w:pPr>
+    </w:lvl>
+    <w:lvl w:ilvl="6">
+      <w:start w:val="1"/>
+      <w:numFmt w:val="none"/>
+      <w:suff w:val="nothing"/>
+      <w:lvlText w:val=""/>
+      <w:lvlJc w:val="left"/>
+      <w:pPr>
+        <w:tabs>
+          <w:tab w:val="num" w:pos="0"/>
+        </w:tabs>
+        <w:ind w:left="0" w:hanging="0"/>
+      </w:pPr>
+    </w:lvl>
+    <w:lvl w:ilvl="7">
+      <w:start w:val="1"/>
+      <w:numFmt w:val="none"/>
+      <w:suff w:val="nothing"/>
+      <w:lvlText w:val=""/>
+      <w:lvlJc w:val="left"/>
+      <w:pPr>
+        <w:tabs>
+          <w:tab w:val="num" w:pos="0"/>
+        </w:tabs>
+        <w:ind w:left="0" w:hanging="0"/>
+      </w:pPr>
+    </w:lvl>
+    <w:lvl w:ilvl="8">
+      <w:start w:val="1"/>
+      <w:numFmt w:val="none"/>
+      <w:suff w:val="nothing"/>
+      <w:lvlText w:val=""/>
+      <w:lvlJc w:val="left"/>
+      <w:pPr>
+        <w:tabs>
+          <w:tab w:val="num" w:pos="0"/>
+        </w:tabs>
+        <w:ind w:left="0" w:hanging="0"/>
+      </w:pPr>
     </w:lvl>
   </w:abstractNum>
   <w:num w:numId="1">
@@ -4591,24 +3697,6 @@
   </w:num>
   <w:num w:numId="7">
     <w:abstractNumId w:val="7"/>
-  </w:num>
-  <w:num w:numId="8">
-    <w:abstractNumId w:val="8"/>
-  </w:num>
-  <w:num w:numId="9">
-    <w:abstractNumId w:val="9"/>
-  </w:num>
-  <w:num w:numId="10">
-    <w:abstractNumId w:val="10"/>
-  </w:num>
-  <w:num w:numId="11">
-    <w:abstractNumId w:val="11"/>
-  </w:num>
-  <w:num w:numId="12">
-    <w:abstractNumId w:val="12"/>
-  </w:num>
-  <w:num w:numId="13">
-    <w:abstractNumId w:val="13"/>
   </w:num>
 </w:numbering>
 </file>
